--- a/TCC_CHAPLIN-Corrigido_05-05_Atualizado.docx
+++ b/TCC_CHAPLIN-Corrigido_05-05_Atualizado.docx
@@ -2719,11 +2719,6 @@
     <w:p>
       <w:r>
         <w:t>- Integração com ViaCEP: Permite a busca automática e a padronização dos endereços tanto para as tarefas de manutenção quanto para os perfis de usuários.</w:t>
-      </w:r>
-    </w:p>
-    <w:p>
-      <w:r>
-        <w:t>- Autenticação de Dois Fatores (2FA) e Verificação de E-mail: Implementados no perfil do usuário para fornecer uma camada extra de segurança.</w:t>
       </w:r>
     </w:p>
     <w:p>
@@ -7863,11 +7858,6 @@
     <w:p>
       <w:r>
         <w:t>- Integração com ViaCEP: Permite a busca automática e a padronização dos endereços tanto para as tarefas de manutenção quanto para os perfis de usuários.</w:t>
-      </w:r>
-    </w:p>
-    <w:p>
-      <w:r>
-        <w:t>- Autenticação de Dois Fatores (2FA) e Verificação de E-mail: Implementados no perfil do usuário para fornecer uma camada extra de segurança.</w:t>
       </w:r>
     </w:p>
     <w:p>
